--- a/BaseApp/Source/Base Application/Manufacturing/Reports/ProdOrderStatisticsWord.docx
+++ b/BaseApp/Source/Base Application/Manufacturing/Reports/ProdOrderStatisticsWord.docx
@@ -1220,7 +1220,7 @@
                       <w:docPart w:val="B779E9713FA44180AE18CE9D27AE73C0"/>
                     </w:placeholder>
                     <w:showingPlcHdr/>
-                    <w15:dataBinding w:prefixMappings="xmlns:ns0='urn:microsoft-dynamics-nav/reports/Production_Order_Statistics/50000/' " w:xpath="/ns0:NavWordReportXmlPart[1]/ns0:Production_Order[1]/ns0:Status_ProdOrder[1]" w:storeItemID="{2CBA44E8-17B0-41FD-94BF-359648782373}"/>
+                    <w15:dataBinding w:prefixMappings="xmlns:ns0='urn:microsoft-dynamics-nav/reports/Production_Order_Statistics/99000791/'" w:xpath="/ns0:NavWordReportXmlPart[1]/ns0:Production_Order[1]/ns0:Status_ProdOrder[1]" w:storeItemID="{2CBA44E8-17B0-41FD-94BF-359648782373}"/>
                   </w:sdtPr>
                   <w:sdtContent>
                     <w:tc>
@@ -1261,7 +1261,7 @@
                       <w:docPart w:val="B9CA3BC41EB04BF78C57E9F50A15E0EE"/>
                     </w:placeholder>
                     <w:showingPlcHdr/>
-                    <w15:dataBinding w:prefixMappings="xmlns:ns0='urn:microsoft-dynamics-nav/reports/Production_Order_Statistics/50000/' " w:xpath="/ns0:NavWordReportXmlPart[1]/ns0:Production_Order[1]/ns0:No_ProdOrder[1]" w:storeItemID="{2CBA44E8-17B0-41FD-94BF-359648782373}"/>
+                    <w15:dataBinding w:prefixMappings="xmlns:ns0='urn:microsoft-dynamics-nav/reports/Production_Order_Statistics/99000791/'" w:xpath="/ns0:NavWordReportXmlPart[1]/ns0:Production_Order[1]/ns0:No_ProdOrder[1]" w:storeItemID="{2CBA44E8-17B0-41FD-94BF-359648782373}"/>
                   </w:sdtPr>
                   <w:sdtContent>
                     <w:tc>
@@ -1302,7 +1302,7 @@
                       <w:docPart w:val="1F74467D7824448DA7C4D86E58DA3DAE"/>
                     </w:placeholder>
                     <w:showingPlcHdr/>
-                    <w15:dataBinding w:prefixMappings="xmlns:ns0='urn:microsoft-dynamics-nav/reports/Production_Order_Statistics/50000/' " w:xpath="/ns0:NavWordReportXmlPart[1]/ns0:Production_Order[1]/ns0:Desc_ProdOrder[1]" w:storeItemID="{2CBA44E8-17B0-41FD-94BF-359648782373}"/>
+                    <w15:dataBinding w:prefixMappings="xmlns:ns0='urn:microsoft-dynamics-nav/reports/Production_Order_Statistics/99000791/'" w:xpath="/ns0:NavWordReportXmlPart[1]/ns0:Production_Order[1]/ns0:Desc_ProdOrder[1]" w:storeItemID="{2CBA44E8-17B0-41FD-94BF-359648782373}"/>
                   </w:sdtPr>
                   <w:sdtContent>
                     <w:tc>
@@ -1556,7 +1556,7 @@
                       <w:docPart w:val="D20301CED8C94EF5B2233F4E6F7C7009"/>
                     </w:placeholder>
                     <w:showingPlcHdr/>
-                    <w15:dataBinding w:prefixMappings="xmlns:ns0='urn:microsoft-dynamics-nav/reports/Production_Order_Statistics/50000/' " w:xpath="/ns0:NavWordReportXmlPart[1]/ns0:Production_Order[1]/ns0:ExpCost1[1]" w:storeItemID="{2CBA44E8-17B0-41FD-94BF-359648782373}"/>
+                    <w15:dataBinding w:prefixMappings="xmlns:ns0='urn:microsoft-dynamics-nav/reports/Production_Order_Statistics/99000791/'" w:xpath="/ns0:NavWordReportXmlPart[1]/ns0:Production_Order[1]/ns0:ExpCost1[1]" w:storeItemID="{2CBA44E8-17B0-41FD-94BF-359648782373}"/>
                   </w:sdtPr>
                   <w:sdtContent>
                     <w:tc>
@@ -1596,7 +1596,7 @@
                     <w:placeholder>
                       <w:docPart w:val="E3B94456553F4A5DBC3E074798CAA6B0"/>
                     </w:placeholder>
-                    <w15:dataBinding w:prefixMappings="xmlns:ns0='urn:microsoft-dynamics-nav/reports/FS_YSR_ProdOrderStatistics/50000/' " w:xpath="/ns0:NavWordReportXmlPart[1]/ns0:Production_Order[1]/ns0:ExpCost2[1]" w:storeItemID="{D84CF261-51BB-46C1-B2C7-D194ACC7342A}"/>
+                    <w15:dataBinding w:prefixMappings="xmlns:ns0='urn:microsoft-dynamics-nav/reports/Production_Order_Statistics/99000791/'" w:xpath="/ns0:NavWordReportXmlPart[1]/ns0:Production_Order[1]/ns0:ExpCost2[1]" w:storeItemID="{D84CF261-51BB-46C1-B2C7-D194ACC7342A}"/>
                   </w:sdtPr>
                   <w:sdtContent>
                     <w:tc>
@@ -1636,7 +1636,7 @@
                     <w:placeholder>
                       <w:docPart w:val="E3B94456553F4A5DBC3E074798CAA6B0"/>
                     </w:placeholder>
-                    <w15:dataBinding w:prefixMappings="xmlns:ns0='urn:microsoft-dynamics-nav/reports/FS_YSR_ProdOrderStatistics/50000/' " w:xpath="/ns0:NavWordReportXmlPart[1]/ns0:Production_Order[1]/ns0:ExpCost3[1]" w:storeItemID="{D84CF261-51BB-46C1-B2C7-D194ACC7342A}"/>
+                    <w15:dataBinding w:prefixMappings="xmlns:ns0='urn:microsoft-dynamics-nav/reports/Production_Order_Statistics/99000791/'" w:xpath="/ns0:NavWordReportXmlPart[1]/ns0:Production_Order[1]/ns0:ExpCost3[1]" w:storeItemID="{D84CF261-51BB-46C1-B2C7-D194ACC7342A}"/>
                   </w:sdtPr>
                   <w:sdtContent>
                     <w:tc>
@@ -1676,7 +1676,7 @@
                     <w:placeholder>
                       <w:docPart w:val="E3B94456553F4A5DBC3E074798CAA6B0"/>
                     </w:placeholder>
-                    <w15:dataBinding w:prefixMappings="xmlns:ns0='urn:microsoft-dynamics-nav/reports/FS_YSR_ProdOrderStatistics/50000/' " w:xpath="/ns0:NavWordReportXmlPart[1]/ns0:Production_Order[1]/ns0:ExpCost4[1]" w:storeItemID="{D84CF261-51BB-46C1-B2C7-D194ACC7342A}"/>
+                    <w15:dataBinding w:prefixMappings="xmlns:ns0='urn:microsoft-dynamics-nav/reports/Production_Order_Statistics/99000791/'" w:xpath="/ns0:NavWordReportXmlPart[1]/ns0:Production_Order[1]/ns0:ExpCost4[1]" w:storeItemID="{D84CF261-51BB-46C1-B2C7-D194ACC7342A}"/>
                   </w:sdtPr>
                   <w:sdtContent>
                     <w:tc>
@@ -1716,7 +1716,7 @@
                     <w:placeholder>
                       <w:docPart w:val="E3B94456553F4A5DBC3E074798CAA6B0"/>
                     </w:placeholder>
-                    <w15:dataBinding w:prefixMappings="xmlns:ns0='urn:microsoft-dynamics-nav/reports/FS_YSR_ProdOrderStatistics/50000/' " w:xpath="/ns0:NavWordReportXmlPart[1]/ns0:Production_Order[1]/ns0:ExpCost5[1]" w:storeItemID="{D84CF261-51BB-46C1-B2C7-D194ACC7342A}"/>
+                    <w15:dataBinding w:prefixMappings="xmlns:ns0='urn:microsoft-dynamics-nav/reports/Production_Order_Statistics/99000791/'" w:xpath="/ns0:NavWordReportXmlPart[1]/ns0:Production_Order[1]/ns0:ExpCost5[1]" w:storeItemID="{D84CF261-51BB-46C1-B2C7-D194ACC7342A}"/>
                   </w:sdtPr>
                   <w:sdtContent>
                     <w:tc>
@@ -1756,7 +1756,7 @@
                     <w:placeholder>
                       <w:docPart w:val="E3B94456553F4A5DBC3E074798CAA6B0"/>
                     </w:placeholder>
-                    <w15:dataBinding w:prefixMappings="xmlns:ns0='urn:microsoft-dynamics-nav/reports/FS_YSR_ProdOrderStatistics/50000/' " w:xpath="/ns0:NavWordReportXmlPart[1]/ns0:Production_Order[1]/ns0:ExpCost6[1]" w:storeItemID="{D84CF261-51BB-46C1-B2C7-D194ACC7342A}"/>
+                    <w15:dataBinding w:prefixMappings="xmlns:ns0='urn:microsoft-dynamics-nav/reports/Production_Order_Statistics/99000791/'" w:xpath="/ns0:NavWordReportXmlPart[1]/ns0:Production_Order[1]/ns0:ExpCost6[1]" w:storeItemID="{D84CF261-51BB-46C1-B2C7-D194ACC7342A}"/>
                   </w:sdtPr>
                   <w:sdtContent>
                     <w:tc>
@@ -1884,7 +1884,7 @@
                       <w:docPart w:val="EAB86374B3A941E8B7994126FCC43ADC"/>
                     </w:placeholder>
                     <w:showingPlcHdr/>
-                    <w15:dataBinding w:prefixMappings="xmlns:ns0='urn:microsoft-dynamics-nav/reports/Production_Order_Statistics/50000/' " w:xpath="/ns0:NavWordReportXmlPart[1]/ns0:Production_Order[1]/ns0:ActCost1[1]" w:storeItemID="{2CBA44E8-17B0-41FD-94BF-359648782373}"/>
+                    <w15:dataBinding w:prefixMappings="xmlns:ns0='urn:microsoft-dynamics-nav/reports/Production_Order_Statistics/99000791/'" w:xpath="/ns0:NavWordReportXmlPart[1]/ns0:Production_Order[1]/ns0:ActCost1[1]" w:storeItemID="{2CBA44E8-17B0-41FD-94BF-359648782373}"/>
                   </w:sdtPr>
                   <w:sdtContent>
                     <w:tc>
@@ -1924,7 +1924,7 @@
                     <w:placeholder>
                       <w:docPart w:val="E3B94456553F4A5DBC3E074798CAA6B0"/>
                     </w:placeholder>
-                    <w15:dataBinding w:prefixMappings="xmlns:ns0='urn:microsoft-dynamics-nav/reports/FS_YSR_ProdOrderStatistics/50000/' " w:xpath="/ns0:NavWordReportXmlPart[1]/ns0:Production_Order[1]/ns0:ActCost2[1]" w:storeItemID="{D84CF261-51BB-46C1-B2C7-D194ACC7342A}"/>
+                    <w15:dataBinding w:prefixMappings="xmlns:ns0='urn:microsoft-dynamics-nav/reports/Production_Order_Statistics/99000791/'" w:xpath="/ns0:NavWordReportXmlPart[1]/ns0:Production_Order[1]/ns0:ActCost2[1]" w:storeItemID="{D84CF261-51BB-46C1-B2C7-D194ACC7342A}"/>
                   </w:sdtPr>
                   <w:sdtContent>
                     <w:tc>
@@ -1964,7 +1964,7 @@
                     <w:placeholder>
                       <w:docPart w:val="E3B94456553F4A5DBC3E074798CAA6B0"/>
                     </w:placeholder>
-                    <w15:dataBinding w:prefixMappings="xmlns:ns0='urn:microsoft-dynamics-nav/reports/FS_YSR_ProdOrderStatistics/50000/' " w:xpath="/ns0:NavWordReportXmlPart[1]/ns0:Production_Order[1]/ns0:ActCost3[1]" w:storeItemID="{D84CF261-51BB-46C1-B2C7-D194ACC7342A}"/>
+                    <w15:dataBinding w:prefixMappings="xmlns:ns0='urn:microsoft-dynamics-nav/reports/Production_Order_Statistics/99000791/'" w:xpath="/ns0:NavWordReportXmlPart[1]/ns0:Production_Order[1]/ns0:ActCost3[1]" w:storeItemID="{D84CF261-51BB-46C1-B2C7-D194ACC7342A}"/>
                   </w:sdtPr>
                   <w:sdtContent>
                     <w:tc>
@@ -2004,7 +2004,7 @@
                     <w:placeholder>
                       <w:docPart w:val="E3B94456553F4A5DBC3E074798CAA6B0"/>
                     </w:placeholder>
-                    <w15:dataBinding w:prefixMappings="xmlns:ns0='urn:microsoft-dynamics-nav/reports/FS_YSR_ProdOrderStatistics/50000/' " w:xpath="/ns0:NavWordReportXmlPart[1]/ns0:Production_Order[1]/ns0:ActCost4[1]" w:storeItemID="{D84CF261-51BB-46C1-B2C7-D194ACC7342A}"/>
+                    <w15:dataBinding w:prefixMappings="xmlns:ns0='urn:microsoft-dynamics-nav/reports/Production_Order_Statistics/99000791/'" w:xpath="/ns0:NavWordReportXmlPart[1]/ns0:Production_Order[1]/ns0:ActCost4[1]" w:storeItemID="{D84CF261-51BB-46C1-B2C7-D194ACC7342A}"/>
                   </w:sdtPr>
                   <w:sdtContent>
                     <w:tc>
@@ -2044,7 +2044,7 @@
                     <w:placeholder>
                       <w:docPart w:val="E3B94456553F4A5DBC3E074798CAA6B0"/>
                     </w:placeholder>
-                    <w15:dataBinding w:prefixMappings="xmlns:ns0='urn:microsoft-dynamics-nav/reports/FS_YSR_ProdOrderStatistics/50000/' " w:xpath="/ns0:NavWordReportXmlPart[1]/ns0:Production_Order[1]/ns0:ActCost5[1]" w:storeItemID="{D84CF261-51BB-46C1-B2C7-D194ACC7342A}"/>
+                    <w15:dataBinding w:prefixMappings="xmlns:ns0='urn:microsoft-dynamics-nav/reports/Production_Order_Statistics/99000791/'" w:xpath="/ns0:NavWordReportXmlPart[1]/ns0:Production_Order[1]/ns0:ActCost5[1]" w:storeItemID="{D84CF261-51BB-46C1-B2C7-D194ACC7342A}"/>
                   </w:sdtPr>
                   <w:sdtContent>
                     <w:tc>
@@ -2084,7 +2084,7 @@
                     <w:placeholder>
                       <w:docPart w:val="E3B94456553F4A5DBC3E074798CAA6B0"/>
                     </w:placeholder>
-                    <w15:dataBinding w:prefixMappings="xmlns:ns0='urn:microsoft-dynamics-nav/reports/FS_YSR_ProdOrderStatistics/50000/' " w:xpath="/ns0:NavWordReportXmlPart[1]/ns0:Production_Order[1]/ns0:ActCost6[1]" w:storeItemID="{D84CF261-51BB-46C1-B2C7-D194ACC7342A}"/>
+                    <w15:dataBinding w:prefixMappings="xmlns:ns0='urn:microsoft-dynamics-nav/reports/Production_Order_Statistics/99000791/'" w:xpath="/ns0:NavWordReportXmlPart[1]/ns0:Production_Order[1]/ns0:ActCost6[1]" w:storeItemID="{D84CF261-51BB-46C1-B2C7-D194ACC7342A}"/>
                   </w:sdtPr>
                   <w:sdtContent>
                     <w:tc>
@@ -2215,7 +2215,7 @@
                       <w:docPart w:val="F6FF681E22894FD788C18F42C52034D2"/>
                     </w:placeholder>
                     <w:showingPlcHdr/>
-                    <w15:dataBinding w:prefixMappings="xmlns:ns0='urn:microsoft-dynamics-nav/reports/Production_Order_Statistics/50000/' " w:xpath="/ns0:NavWordReportXmlPart[1]/ns0:Production_Order[1]/ns0:VarPct1[1]" w:storeItemID="{2CBA44E8-17B0-41FD-94BF-359648782373}"/>
+                    <w15:dataBinding w:prefixMappings="xmlns:ns0='urn:microsoft-dynamics-nav/reports/Production_Order_Statistics/99000791/'" w:xpath="/ns0:NavWordReportXmlPart[1]/ns0:Production_Order[1]/ns0:VarPct1[1]" w:storeItemID="{2CBA44E8-17B0-41FD-94BF-359648782373}"/>
                   </w:sdtPr>
                   <w:sdtContent>
                     <w:tc>
@@ -2255,7 +2255,7 @@
                     <w:placeholder>
                       <w:docPart w:val="E3B94456553F4A5DBC3E074798CAA6B0"/>
                     </w:placeholder>
-                    <w15:dataBinding w:prefixMappings="xmlns:ns0='urn:microsoft-dynamics-nav/reports/FS_YSR_ProdOrderStatistics/50000/' " w:xpath="/ns0:NavWordReportXmlPart[1]/ns0:Production_Order[1]/ns0:VarPct2[1]" w:storeItemID="{D84CF261-51BB-46C1-B2C7-D194ACC7342A}"/>
+                    <w15:dataBinding w:prefixMappings="xmlns:ns0='urn:microsoft-dynamics-nav/reports/Production_Order_Statistics/99000791/'" w:xpath="/ns0:NavWordReportXmlPart[1]/ns0:Production_Order[1]/ns0:VarPct2[1]" w:storeItemID="{D84CF261-51BB-46C1-B2C7-D194ACC7342A}"/>
                   </w:sdtPr>
                   <w:sdtContent>
                     <w:tc>
@@ -2295,7 +2295,7 @@
                     <w:placeholder>
                       <w:docPart w:val="E3B94456553F4A5DBC3E074798CAA6B0"/>
                     </w:placeholder>
-                    <w15:dataBinding w:prefixMappings="xmlns:ns0='urn:microsoft-dynamics-nav/reports/FS_YSR_ProdOrderStatistics/50000/' " w:xpath="/ns0:NavWordReportXmlPart[1]/ns0:Production_Order[1]/ns0:VarPct3[1]" w:storeItemID="{D84CF261-51BB-46C1-B2C7-D194ACC7342A}"/>
+                    <w15:dataBinding w:prefixMappings="xmlns:ns0='urn:microsoft-dynamics-nav/reports/Production_Order_Statistics/99000791/'" w:xpath="/ns0:NavWordReportXmlPart[1]/ns0:Production_Order[1]/ns0:VarPct3[1]" w:storeItemID="{D84CF261-51BB-46C1-B2C7-D194ACC7342A}"/>
                   </w:sdtPr>
                   <w:sdtContent>
                     <w:tc>
@@ -2335,7 +2335,7 @@
                     <w:placeholder>
                       <w:docPart w:val="E3B94456553F4A5DBC3E074798CAA6B0"/>
                     </w:placeholder>
-                    <w15:dataBinding w:prefixMappings="xmlns:ns0='urn:microsoft-dynamics-nav/reports/FS_YSR_ProdOrderStatistics/50000/' " w:xpath="/ns0:NavWordReportXmlPart[1]/ns0:Production_Order[1]/ns0:VarPct4[1]" w:storeItemID="{D84CF261-51BB-46C1-B2C7-D194ACC7342A}"/>
+                    <w15:dataBinding w:prefixMappings="xmlns:ns0='urn:microsoft-dynamics-nav/reports/Production_Order_Statistics/99000791/'" w:xpath="/ns0:NavWordReportXmlPart[1]/ns0:Production_Order[1]/ns0:VarPct4[1]" w:storeItemID="{D84CF261-51BB-46C1-B2C7-D194ACC7342A}"/>
                   </w:sdtPr>
                   <w:sdtContent>
                     <w:tc>
@@ -2375,7 +2375,7 @@
                     <w:placeholder>
                       <w:docPart w:val="E3B94456553F4A5DBC3E074798CAA6B0"/>
                     </w:placeholder>
-                    <w15:dataBinding w:prefixMappings="xmlns:ns0='urn:microsoft-dynamics-nav/reports/FS_YSR_ProdOrderStatistics/50000/' " w:xpath="/ns0:NavWordReportXmlPart[1]/ns0:Production_Order[1]/ns0:VarPct5[1]" w:storeItemID="{D84CF261-51BB-46C1-B2C7-D194ACC7342A}"/>
+                    <w15:dataBinding w:prefixMappings="xmlns:ns0='urn:microsoft-dynamics-nav/reports/Production_Order_Statistics/99000791/'" w:xpath="/ns0:NavWordReportXmlPart[1]/ns0:Production_Order[1]/ns0:VarPct5[1]" w:storeItemID="{D84CF261-51BB-46C1-B2C7-D194ACC7342A}"/>
                   </w:sdtPr>
                   <w:sdtContent>
                     <w:tc>
@@ -2415,7 +2415,7 @@
                     <w:placeholder>
                       <w:docPart w:val="E3B94456553F4A5DBC3E074798CAA6B0"/>
                     </w:placeholder>
-                    <w15:dataBinding w:prefixMappings="xmlns:ns0='urn:microsoft-dynamics-nav/reports/FS_YSR_ProdOrderStatistics/50000/' " w:xpath="/ns0:NavWordReportXmlPart[1]/ns0:Production_Order[1]/ns0:VarPct6[1]" w:storeItemID="{D84CF261-51BB-46C1-B2C7-D194ACC7342A}"/>
+                    <w15:dataBinding w:prefixMappings="xmlns:ns0='urn:microsoft-dynamics-nav/reports/Production_Order_Statistics/99000791/'" w:xpath="/ns0:NavWordReportXmlPart[1]/ns0:Production_Order[1]/ns0:VarPct6[1]" w:storeItemID="{D84CF261-51BB-46C1-B2C7-D194ACC7342A}"/>
                   </w:sdtPr>
                   <w:sdtContent>
                     <w:tc>
@@ -2899,7 +2899,7 @@
                     <w:placeholder>
                       <w:docPart w:val="E3B94456553F4A5DBC3E074798CAA6B0"/>
                     </w:placeholder>
-                    <w15:dataBinding w:prefixMappings="xmlns:ns0='urn:microsoft-dynamics-nav/reports/FS_YSR_ProdOrderStatistics/50000/' " w:xpath="/ns0:NavWordReportXmlPart[1]/ns0:Totals[1]/ns0:ExpCostTotal1[1]" w:storeItemID="{D84CF261-51BB-46C1-B2C7-D194ACC7342A}"/>
+                    <w15:dataBinding w:prefixMappings="xmlns:ns0='urn:microsoft-dynamics-nav/reports/Production_Order_Statistics/99000791/'" w:xpath="/ns0:NavWordReportXmlPart[1]/ns0:Totals[1]/ns0:ExpCostTotal1[1]" w:storeItemID="{D84CF261-51BB-46C1-B2C7-D194ACC7342A}"/>
                   </w:sdtPr>
                   <w:sdtContent>
                     <w:tc>
@@ -2945,7 +2945,7 @@
                     <w:placeholder>
                       <w:docPart w:val="E3B94456553F4A5DBC3E074798CAA6B0"/>
                     </w:placeholder>
-                    <w15:dataBinding w:prefixMappings="xmlns:ns0='urn:microsoft-dynamics-nav/reports/FS_YSR_ProdOrderStatistics/50000/' " w:xpath="/ns0:NavWordReportXmlPart[1]/ns0:Totals[1]/ns0:ExpCostTotal2[1]" w:storeItemID="{D84CF261-51BB-46C1-B2C7-D194ACC7342A}"/>
+                    <w15:dataBinding w:prefixMappings="xmlns:ns0='urn:microsoft-dynamics-nav/reports/Production_Order_Statistics/99000791/'" w:xpath="/ns0:NavWordReportXmlPart[1]/ns0:Totals[1]/ns0:ExpCostTotal2[1]" w:storeItemID="{D84CF261-51BB-46C1-B2C7-D194ACC7342A}"/>
                   </w:sdtPr>
                   <w:sdtContent>
                     <w:tc>
@@ -2991,7 +2991,7 @@
                     <w:placeholder>
                       <w:docPart w:val="E3B94456553F4A5DBC3E074798CAA6B0"/>
                     </w:placeholder>
-                    <w15:dataBinding w:prefixMappings="xmlns:ns0='urn:microsoft-dynamics-nav/reports/FS_YSR_ProdOrderStatistics/50000/' " w:xpath="/ns0:NavWordReportXmlPart[1]/ns0:Totals[1]/ns0:ExpCostTotal3[1]" w:storeItemID="{D84CF261-51BB-46C1-B2C7-D194ACC7342A}"/>
+                    <w15:dataBinding w:prefixMappings="xmlns:ns0='urn:microsoft-dynamics-nav/reports/Production_Order_Statistics/99000791/'" w:xpath="/ns0:NavWordReportXmlPart[1]/ns0:Totals[1]/ns0:ExpCostTotal3[1]" w:storeItemID="{D84CF261-51BB-46C1-B2C7-D194ACC7342A}"/>
                   </w:sdtPr>
                   <w:sdtContent>
                     <w:tc>
@@ -3037,7 +3037,7 @@
                     <w:placeholder>
                       <w:docPart w:val="E3B94456553F4A5DBC3E074798CAA6B0"/>
                     </w:placeholder>
-                    <w15:dataBinding w:prefixMappings="xmlns:ns0='urn:microsoft-dynamics-nav/reports/FS_YSR_ProdOrderStatistics/50000/' " w:xpath="/ns0:NavWordReportXmlPart[1]/ns0:Totals[1]/ns0:ExpCostTotal4[1]" w:storeItemID="{D84CF261-51BB-46C1-B2C7-D194ACC7342A}"/>
+                    <w15:dataBinding w:prefixMappings="xmlns:ns0='urn:microsoft-dynamics-nav/reports/Production_Order_Statistics/99000791/'" w:xpath="/ns0:NavWordReportXmlPart[1]/ns0:Totals[1]/ns0:ExpCostTotal4[1]" w:storeItemID="{D84CF261-51BB-46C1-B2C7-D194ACC7342A}"/>
                   </w:sdtPr>
                   <w:sdtContent>
                     <w:tc>
@@ -3083,7 +3083,7 @@
                     <w:placeholder>
                       <w:docPart w:val="E3B94456553F4A5DBC3E074798CAA6B0"/>
                     </w:placeholder>
-                    <w15:dataBinding w:prefixMappings="xmlns:ns0='urn:microsoft-dynamics-nav/reports/FS_YSR_ProdOrderStatistics/50000/' " w:xpath="/ns0:NavWordReportXmlPart[1]/ns0:Totals[1]/ns0:ExpCostTotal5[1]" w:storeItemID="{D84CF261-51BB-46C1-B2C7-D194ACC7342A}"/>
+                    <w15:dataBinding w:prefixMappings="xmlns:ns0='urn:microsoft-dynamics-nav/reports/Production_Order_Statistics/99000791/'" w:xpath="/ns0:NavWordReportXmlPart[1]/ns0:Totals[1]/ns0:ExpCostTotal5[1]" w:storeItemID="{D84CF261-51BB-46C1-B2C7-D194ACC7342A}"/>
                   </w:sdtPr>
                   <w:sdtContent>
                     <w:tc>
@@ -3129,7 +3129,7 @@
                     <w:placeholder>
                       <w:docPart w:val="E3B94456553F4A5DBC3E074798CAA6B0"/>
                     </w:placeholder>
-                    <w15:dataBinding w:prefixMappings="xmlns:ns0='urn:microsoft-dynamics-nav/reports/FS_YSR_ProdOrderStatistics/50000/' " w:xpath="/ns0:NavWordReportXmlPart[1]/ns0:Totals[1]/ns0:ExpCostTotal6[1]" w:storeItemID="{D84CF261-51BB-46C1-B2C7-D194ACC7342A}"/>
+                    <w15:dataBinding w:prefixMappings="xmlns:ns0='urn:microsoft-dynamics-nav/reports/Production_Order_Statistics/99000791/'" w:xpath="/ns0:NavWordReportXmlPart[1]/ns0:Totals[1]/ns0:ExpCostTotal6[1]" w:storeItemID="{D84CF261-51BB-46C1-B2C7-D194ACC7342A}"/>
                   </w:sdtPr>
                   <w:sdtContent>
                     <w:tc>
@@ -3251,7 +3251,7 @@
                     <w:placeholder>
                       <w:docPart w:val="E3B94456553F4A5DBC3E074798CAA6B0"/>
                     </w:placeholder>
-                    <w15:dataBinding w:prefixMappings="xmlns:ns0='urn:microsoft-dynamics-nav/reports/FS_YSR_ProdOrderStatistics/50000/' " w:xpath="/ns0:NavWordReportXmlPart[1]/ns0:Totals[1]/ns0:ActCostTotal1[1]" w:storeItemID="{D84CF261-51BB-46C1-B2C7-D194ACC7342A}"/>
+                    <w15:dataBinding w:prefixMappings="xmlns:ns0='urn:microsoft-dynamics-nav/reports/Production_Order_Statistics/99000791/'" w:xpath="/ns0:NavWordReportXmlPart[1]/ns0:Totals[1]/ns0:ActCostTotal1[1]" w:storeItemID="{D84CF261-51BB-46C1-B2C7-D194ACC7342A}"/>
                   </w:sdtPr>
                   <w:sdtContent>
                     <w:tc>
@@ -3297,7 +3297,7 @@
                     <w:placeholder>
                       <w:docPart w:val="E3B94456553F4A5DBC3E074798CAA6B0"/>
                     </w:placeholder>
-                    <w15:dataBinding w:prefixMappings="xmlns:ns0='urn:microsoft-dynamics-nav/reports/FS_YSR_ProdOrderStatistics/50000/' " w:xpath="/ns0:NavWordReportXmlPart[1]/ns0:Totals[1]/ns0:ActCostTotal2[1]" w:storeItemID="{D84CF261-51BB-46C1-B2C7-D194ACC7342A}"/>
+                    <w15:dataBinding w:prefixMappings="xmlns:ns0='urn:microsoft-dynamics-nav/reports/Production_Order_Statistics/99000791/'" w:xpath="/ns0:NavWordReportXmlPart[1]/ns0:Totals[1]/ns0:ActCostTotal2[1]" w:storeItemID="{D84CF261-51BB-46C1-B2C7-D194ACC7342A}"/>
                   </w:sdtPr>
                   <w:sdtContent>
                     <w:tc>
@@ -3343,7 +3343,7 @@
                     <w:placeholder>
                       <w:docPart w:val="E3B94456553F4A5DBC3E074798CAA6B0"/>
                     </w:placeholder>
-                    <w15:dataBinding w:prefixMappings="xmlns:ns0='urn:microsoft-dynamics-nav/reports/FS_YSR_ProdOrderStatistics/50000/' " w:xpath="/ns0:NavWordReportXmlPart[1]/ns0:Totals[1]/ns0:ActCostTotal3[1]" w:storeItemID="{D84CF261-51BB-46C1-B2C7-D194ACC7342A}"/>
+                    <w15:dataBinding w:prefixMappings="xmlns:ns0='urn:microsoft-dynamics-nav/reports/Production_Order_Statistics/99000791/'" w:xpath="/ns0:NavWordReportXmlPart[1]/ns0:Totals[1]/ns0:ActCostTotal3[1]" w:storeItemID="{D84CF261-51BB-46C1-B2C7-D194ACC7342A}"/>
                   </w:sdtPr>
                   <w:sdtContent>
                     <w:tc>
@@ -3389,7 +3389,7 @@
                     <w:placeholder>
                       <w:docPart w:val="E3B94456553F4A5DBC3E074798CAA6B0"/>
                     </w:placeholder>
-                    <w15:dataBinding w:prefixMappings="xmlns:ns0='urn:microsoft-dynamics-nav/reports/FS_YSR_ProdOrderStatistics/50000/' " w:xpath="/ns0:NavWordReportXmlPart[1]/ns0:Totals[1]/ns0:ActCostTotal4[1]" w:storeItemID="{D84CF261-51BB-46C1-B2C7-D194ACC7342A}"/>
+                    <w15:dataBinding w:prefixMappings="xmlns:ns0='urn:microsoft-dynamics-nav/reports/Production_Order_Statistics/99000791/'" w:xpath="/ns0:NavWordReportXmlPart[1]/ns0:Totals[1]/ns0:ActCostTotal4[1]" w:storeItemID="{D84CF261-51BB-46C1-B2C7-D194ACC7342A}"/>
                   </w:sdtPr>
                   <w:sdtContent>
                     <w:tc>
@@ -3435,7 +3435,7 @@
                     <w:placeholder>
                       <w:docPart w:val="E3B94456553F4A5DBC3E074798CAA6B0"/>
                     </w:placeholder>
-                    <w15:dataBinding w:prefixMappings="xmlns:ns0='urn:microsoft-dynamics-nav/reports/FS_YSR_ProdOrderStatistics/50000/' " w:xpath="/ns0:NavWordReportXmlPart[1]/ns0:Totals[1]/ns0:ActCostTotal5[1]" w:storeItemID="{D84CF261-51BB-46C1-B2C7-D194ACC7342A}"/>
+                    <w15:dataBinding w:prefixMappings="xmlns:ns0='urn:microsoft-dynamics-nav/reports/Production_Order_Statistics/99000791/'" w:xpath="/ns0:NavWordReportXmlPart[1]/ns0:Totals[1]/ns0:ActCostTotal5[1]" w:storeItemID="{D84CF261-51BB-46C1-B2C7-D194ACC7342A}"/>
                   </w:sdtPr>
                   <w:sdtContent>
                     <w:tc>
@@ -3481,7 +3481,7 @@
                     <w:placeholder>
                       <w:docPart w:val="E3B94456553F4A5DBC3E074798CAA6B0"/>
                     </w:placeholder>
-                    <w15:dataBinding w:prefixMappings="xmlns:ns0='urn:microsoft-dynamics-nav/reports/FS_YSR_ProdOrderStatistics/50000/' " w:xpath="/ns0:NavWordReportXmlPart[1]/ns0:Totals[1]/ns0:ActCostTotal6[1]" w:storeItemID="{D84CF261-51BB-46C1-B2C7-D194ACC7342A}"/>
+                    <w15:dataBinding w:prefixMappings="xmlns:ns0='urn:microsoft-dynamics-nav/reports/Production_Order_Statistics/99000791/'" w:xpath="/ns0:NavWordReportXmlPart[1]/ns0:Totals[1]/ns0:ActCostTotal6[1]" w:storeItemID="{D84CF261-51BB-46C1-B2C7-D194ACC7342A}"/>
                   </w:sdtPr>
                   <w:sdtContent>
                     <w:tc>
@@ -3613,7 +3613,7 @@
                     <w:placeholder>
                       <w:docPart w:val="E3B94456553F4A5DBC3E074798CAA6B0"/>
                     </w:placeholder>
-                    <w15:dataBinding w:prefixMappings="xmlns:ns0='urn:microsoft-dynamics-nav/reports/FS_YSR_ProdOrderStatistics/50000/' " w:xpath="/ns0:NavWordReportXmlPart[1]/ns0:Totals[1]/ns0:VarPctTotal1[1]" w:storeItemID="{D84CF261-51BB-46C1-B2C7-D194ACC7342A}"/>
+                    <w15:dataBinding w:prefixMappings="xmlns:ns0='urn:microsoft-dynamics-nav/reports/Production_Order_Statistics/99000791/'" w:xpath="/ns0:NavWordReportXmlPart[1]/ns0:Totals[1]/ns0:VarPctTotal1[1]" w:storeItemID="{D84CF261-51BB-46C1-B2C7-D194ACC7342A}"/>
                   </w:sdtPr>
                   <w:sdtContent>
                     <w:tc>
@@ -3659,7 +3659,7 @@
                     <w:placeholder>
                       <w:docPart w:val="E3B94456553F4A5DBC3E074798CAA6B0"/>
                     </w:placeholder>
-                    <w15:dataBinding w:prefixMappings="xmlns:ns0='urn:microsoft-dynamics-nav/reports/FS_YSR_ProdOrderStatistics/50000/' " w:xpath="/ns0:NavWordReportXmlPart[1]/ns0:Totals[1]/ns0:VarPctTotal2[1]" w:storeItemID="{D84CF261-51BB-46C1-B2C7-D194ACC7342A}"/>
+                    <w15:dataBinding w:prefixMappings="xmlns:ns0='urn:microsoft-dynamics-nav/reports/Production_Order_Statistics/99000791/'" w:xpath="/ns0:NavWordReportXmlPart[1]/ns0:Totals[1]/ns0:VarPctTotal2[1]" w:storeItemID="{D84CF261-51BB-46C1-B2C7-D194ACC7342A}"/>
                   </w:sdtPr>
                   <w:sdtContent>
                     <w:tc>
@@ -3705,7 +3705,7 @@
                     <w:placeholder>
                       <w:docPart w:val="E3B94456553F4A5DBC3E074798CAA6B0"/>
                     </w:placeholder>
-                    <w15:dataBinding w:prefixMappings="xmlns:ns0='urn:microsoft-dynamics-nav/reports/FS_YSR_ProdOrderStatistics/50000/' " w:xpath="/ns0:NavWordReportXmlPart[1]/ns0:Totals[1]/ns0:VarPctTotal3[1]" w:storeItemID="{D84CF261-51BB-46C1-B2C7-D194ACC7342A}"/>
+                    <w15:dataBinding w:prefixMappings="xmlns:ns0='urn:microsoft-dynamics-nav/reports/Production_Order_Statistics/99000791/'" w:xpath="/ns0:NavWordReportXmlPart[1]/ns0:Totals[1]/ns0:VarPctTotal3[1]" w:storeItemID="{D84CF261-51BB-46C1-B2C7-D194ACC7342A}"/>
                   </w:sdtPr>
                   <w:sdtContent>
                     <w:tc>
@@ -3751,7 +3751,7 @@
                     <w:placeholder>
                       <w:docPart w:val="E3B94456553F4A5DBC3E074798CAA6B0"/>
                     </w:placeholder>
-                    <w15:dataBinding w:prefixMappings="xmlns:ns0='urn:microsoft-dynamics-nav/reports/FS_YSR_ProdOrderStatistics/50000/' " w:xpath="/ns0:NavWordReportXmlPart[1]/ns0:Totals[1]/ns0:VarPctTotal4[1]" w:storeItemID="{D84CF261-51BB-46C1-B2C7-D194ACC7342A}"/>
+                    <w15:dataBinding w:prefixMappings="xmlns:ns0='urn:microsoft-dynamics-nav/reports/Production_Order_Statistics/99000791/'" w:xpath="/ns0:NavWordReportXmlPart[1]/ns0:Totals[1]/ns0:VarPctTotal4[1]" w:storeItemID="{D84CF261-51BB-46C1-B2C7-D194ACC7342A}"/>
                   </w:sdtPr>
                   <w:sdtContent>
                     <w:tc>
@@ -3797,7 +3797,7 @@
                     <w:placeholder>
                       <w:docPart w:val="E3B94456553F4A5DBC3E074798CAA6B0"/>
                     </w:placeholder>
-                    <w15:dataBinding w:prefixMappings="xmlns:ns0='urn:microsoft-dynamics-nav/reports/FS_YSR_ProdOrderStatistics/50000/' " w:xpath="/ns0:NavWordReportXmlPart[1]/ns0:Totals[1]/ns0:VarPctTotal5[1]" w:storeItemID="{D84CF261-51BB-46C1-B2C7-D194ACC7342A}"/>
+                    <w15:dataBinding w:prefixMappings="xmlns:ns0='urn:microsoft-dynamics-nav/reports/Production_Order_Statistics/99000791/'" w:xpath="/ns0:NavWordReportXmlPart[1]/ns0:Totals[1]/ns0:VarPctTotal5[1]" w:storeItemID="{D84CF261-51BB-46C1-B2C7-D194ACC7342A}"/>
                   </w:sdtPr>
                   <w:sdtContent>
                     <w:tc>
@@ -3843,7 +3843,7 @@
                     <w:placeholder>
                       <w:docPart w:val="E3B94456553F4A5DBC3E074798CAA6B0"/>
                     </w:placeholder>
-                    <w15:dataBinding w:prefixMappings="xmlns:ns0='urn:microsoft-dynamics-nav/reports/FS_YSR_ProdOrderStatistics/50000/' " w:xpath="/ns0:NavWordReportXmlPart[1]/ns0:Totals[1]/ns0:VarPctTotal6[1]" w:storeItemID="{D84CF261-51BB-46C1-B2C7-D194ACC7342A}"/>
+                    <w15:dataBinding w:prefixMappings="xmlns:ns0='urn:microsoft-dynamics-nav/reports/Production_Order_Statistics/99000791/'" w:xpath="/ns0:NavWordReportXmlPart[1]/ns0:Totals[1]/ns0:VarPctTotal6[1]" w:storeItemID="{D84CF261-51BB-46C1-B2C7-D194ACC7342A}"/>
                   </w:sdtPr>
                   <w:sdtContent>
                     <w:tc>
